--- a/downloads/student/Unit 06/Handout 06.15 - Consolidated Shopping List and Approval Checklist.docx
+++ b/downloads/student/Unit 06/Handout 06.15 - Consolidated Shopping List and Approval Checklist.docx
@@ -60,7 +60,7 @@
         <w:t xml:space="preserve"> </w:t>
       </w:r>
       <w:r>
-        <w:t xml:space="preserve">each. All prices marked ****.</w:t>
+        <w:t xml:space="preserve">each. All prices to be refreshed from the current circular before teaching.</w:t>
       </w:r>
     </w:p>
     <w:p>
@@ -4491,11 +4491,6 @@
       </w:r>
     </w:p>
     <w:p>
-      <w:r>
-        <w:br w:type="page"/>
-      </w:r>
-    </w:p>
-    <w:p>
       <w:pPr>
         <w:pStyle w:val="Heading1"/>
       </w:pPr>
@@ -4938,11 +4933,6 @@
         </w:tc>
       </w:tr>
     </w:tbl>
-    <w:p>
-      <w:r>
-        <w:br w:type="page"/>
-      </w:r>
-    </w:p>
     <w:p>
       <w:pPr>
         <w:pStyle w:val="BodyText"/>
